--- a/Tanmaye Mail Reply.docx
+++ b/Tanmaye Mail Reply.docx
@@ -4,287 +4,44 @@
   <w:body>
     <w:p>
       <w:pPr>
-        <w:spacing w:before="100" w:beforeAutospacing="1" w:after="100" w:afterAutospacing="1"/>
-        <w:rPr>
-          <w:rFonts w:ascii="Times New Roman" w:eastAsia="Times New Roman" w:hAnsi="Times New Roman" w:cs="Times New Roman"/>
-        </w:rPr>
+        <w:pStyle w:val="BodyText"/>
       </w:pPr>
       <w:r>
         <w:rPr>
-          <w:rFonts w:ascii="Times New Roman" w:eastAsia="Times New Roman" w:hAnsi="Times New Roman" w:cs="Times New Roman"/>
-        </w:rPr>
-        <w:t>Hi Tanmaya,</w:t>
-      </w:r>
-    </w:p>
-    <w:p>
-      <w:pPr>
-        <w:spacing w:before="100" w:beforeAutospacing="1" w:after="100" w:afterAutospacing="1"/>
-        <w:rPr>
-          <w:rFonts w:ascii="Times New Roman" w:eastAsia="Times New Roman" w:hAnsi="Times New Roman" w:cs="Times New Roman"/>
-        </w:rPr>
-      </w:pPr>
-      <w:r>
-        <w:rPr>
-          <w:rFonts w:ascii="Times New Roman" w:eastAsia="Times New Roman" w:hAnsi="Times New Roman" w:cs="Times New Roman"/>
-        </w:rPr>
-        <w:t>Thanks. Our crisp responses are below.</w:t>
-      </w:r>
-    </w:p>
-    <w:p>
-      <w:pPr>
-        <w:numPr>
-          <w:ilvl w:val="0"/>
-          <w:numId w:val="2"/>
-        </w:numPr>
-        <w:spacing w:before="100" w:beforeAutospacing="1" w:after="100" w:afterAutospacing="1"/>
-        <w:rPr>
-          <w:rFonts w:ascii="Times New Roman" w:eastAsia="Times New Roman" w:hAnsi="Times New Roman" w:cs="Times New Roman"/>
-        </w:rPr>
-      </w:pPr>
-      <w:r>
-        <w:rPr>
-          <w:rFonts w:ascii="Times New Roman" w:eastAsia="Times New Roman" w:hAnsi="Times New Roman" w:cs="Times New Roman"/>
-          <w:b/>
-          <w:bCs/>
-        </w:rPr>
-        <w:t>Nubeqa peak sales:</w:t>
-      </w:r>
-      <w:r>
-        <w:rPr>
-          <w:rFonts w:ascii="Times New Roman" w:eastAsia="Times New Roman" w:hAnsi="Times New Roman" w:cs="Times New Roman"/>
-        </w:rPr>
-        <w:t xml:space="preserve"> We have not built a full Bayer molecule-wise model. Our working view is that Nubeqa can reach around </w:t>
-      </w:r>
-      <w:r>
-        <w:rPr>
-          <w:rFonts w:ascii="Times New Roman" w:eastAsia="Times New Roman" w:hAnsi="Times New Roman" w:cs="Times New Roman"/>
-          <w:b/>
-          <w:bCs/>
-        </w:rPr>
-        <w:t>$5bn global peak sales over the next 4 to 5 years</w:t>
-      </w:r>
-      <w:r>
-        <w:rPr>
-          <w:rFonts w:ascii="Times New Roman" w:eastAsia="Times New Roman" w:hAnsi="Times New Roman" w:cs="Times New Roman"/>
-        </w:rPr>
-        <w:t xml:space="preserve">. We expect volume growth to continue as mCSPC adoption scales and Nubeqa moves earlier in the treatment pathway. We also do not expect a steep price reset post generic Xtandi, because Nubeqa has a differentiated tolerability profile, particularly lower CNS exposure. Our working assumption is that price erosion should be limited to around </w:t>
-      </w:r>
-      <w:r>
-        <w:rPr>
-          <w:rFonts w:ascii="Times New Roman" w:eastAsia="Times New Roman" w:hAnsi="Times New Roman" w:cs="Times New Roman"/>
-          <w:b/>
-          <w:bCs/>
-        </w:rPr>
-        <w:t>10% to 15%</w:t>
-      </w:r>
-      <w:r>
-        <w:rPr>
-          <w:rFonts w:ascii="Times New Roman" w:eastAsia="Times New Roman" w:hAnsi="Times New Roman" w:cs="Times New Roman"/>
-        </w:rPr>
-        <w:t>, rather than a generic-like collapse, if physicians continue to value lower fatigue, dizziness, falls, cognition and seizure-risk burden.</w:t>
-      </w:r>
-    </w:p>
-    <w:p>
-      <w:pPr>
-        <w:numPr>
-          <w:ilvl w:val="0"/>
-          <w:numId w:val="2"/>
-        </w:numPr>
-        <w:spacing w:before="100" w:beforeAutospacing="1" w:after="100" w:afterAutospacing="1"/>
-        <w:rPr>
-          <w:rFonts w:ascii="Times New Roman" w:eastAsia="Times New Roman" w:hAnsi="Times New Roman" w:cs="Times New Roman"/>
-        </w:rPr>
-      </w:pPr>
-      <w:r>
-        <w:rPr>
-          <w:rFonts w:ascii="Times New Roman" w:eastAsia="Times New Roman" w:hAnsi="Times New Roman" w:cs="Times New Roman"/>
-          <w:b/>
-          <w:bCs/>
-        </w:rPr>
-        <w:t>Clinical trial extensions:</w:t>
-      </w:r>
-      <w:r>
-        <w:rPr>
-          <w:rFonts w:ascii="Times New Roman" w:eastAsia="Times New Roman" w:hAnsi="Times New Roman" w:cs="Times New Roman"/>
-        </w:rPr>
-        <w:t xml:space="preserve"> Bayer is moving Nubeqa earlier in the prostate cancer treatment pathway. </w:t>
-      </w:r>
-      <w:r>
-        <w:rPr>
-          <w:rFonts w:ascii="Times New Roman" w:eastAsia="Times New Roman" w:hAnsi="Times New Roman" w:cs="Times New Roman"/>
-          <w:b/>
-          <w:bCs/>
-        </w:rPr>
-        <w:t>ARANOTE</w:t>
-      </w:r>
-      <w:r>
-        <w:rPr>
-          <w:rFonts w:ascii="Times New Roman" w:eastAsia="Times New Roman" w:hAnsi="Times New Roman" w:cs="Times New Roman"/>
-        </w:rPr>
-        <w:t xml:space="preserve"> expanded the mCSPC opportunity without mandatory docetaxel. </w:t>
-      </w:r>
-      <w:r>
-        <w:rPr>
-          <w:rFonts w:ascii="Times New Roman" w:eastAsia="Times New Roman" w:hAnsi="Times New Roman" w:cs="Times New Roman"/>
-          <w:b/>
-          <w:bCs/>
-        </w:rPr>
-        <w:t>ARASTEP</w:t>
-      </w:r>
-      <w:r>
-        <w:rPr>
-          <w:rFonts w:ascii="Times New Roman" w:eastAsia="Times New Roman" w:hAnsi="Times New Roman" w:cs="Times New Roman"/>
-        </w:rPr>
-        <w:t xml:space="preserve"> is testing darolutamide in high-risk biochemical recurrence. </w:t>
-      </w:r>
-      <w:r>
-        <w:rPr>
-          <w:rFonts w:ascii="Times New Roman" w:eastAsia="Times New Roman" w:hAnsi="Times New Roman" w:cs="Times New Roman"/>
-          <w:b/>
-          <w:bCs/>
-        </w:rPr>
-        <w:t>DASL-HiCaP</w:t>
-      </w:r>
-      <w:r>
-        <w:rPr>
-          <w:rFonts w:ascii="Times New Roman" w:eastAsia="Times New Roman" w:hAnsi="Times New Roman" w:cs="Times New Roman"/>
-        </w:rPr>
-        <w:t xml:space="preserve"> is testing darolutamide in localized/high-risk disease with radiotherapy. If these work, Nubeqa’s addressable population and treatment duration both expand.</w:t>
-      </w:r>
-    </w:p>
-    <w:p>
-      <w:pPr>
-        <w:numPr>
-          <w:ilvl w:val="0"/>
-          <w:numId w:val="2"/>
-        </w:numPr>
-        <w:spacing w:before="100" w:beforeAutospacing="1" w:after="100" w:afterAutospacing="1"/>
-        <w:rPr>
-          <w:rFonts w:ascii="Times New Roman" w:eastAsia="Times New Roman" w:hAnsi="Times New Roman" w:cs="Times New Roman"/>
-        </w:rPr>
-      </w:pPr>
-      <w:r>
-        <w:rPr>
-          <w:rFonts w:ascii="Times New Roman" w:eastAsia="Times New Roman" w:hAnsi="Times New Roman" w:cs="Times New Roman"/>
-          <w:b/>
-          <w:bCs/>
-        </w:rPr>
-        <w:t>Manufacturing complexity:</w:t>
-      </w:r>
-      <w:r>
-        <w:rPr>
-          <w:rFonts w:ascii="Times New Roman" w:eastAsia="Times New Roman" w:hAnsi="Times New Roman" w:cs="Times New Roman"/>
-        </w:rPr>
-        <w:t xml:space="preserve"> Xtandi is a valuable high-potency oral oncology generic, but multiple tentative approvals suggest capable OSD players can manufacture it once patents clear. Nubeqa is chemically and formulation-wise more CDMO-relevant. Darolutamide is a poorly soluble BCS Class II drug with around 30% fasted bioavailability and a 2.0 to 2.5x food effect; the patent work uses amorphous solid dispersion to improve solubility, dissolution and absorption. Therefore, Nubeqa complexity is not just API synthesis. It also requires solid-state control, polymer/formulation know-how, impurity control, validation and scale-up discipline. Chemically, darolutamide’s differentiated structure and regulated innovator supply chain make qualified intermediate suppliers stickier than a normal generic OSD supply chain. This is why Nubeqa has the stronger Acutaas/Navin CDMO read-through versus Xtandi.</w:t>
-      </w:r>
-    </w:p>
-    <w:p>
-      <w:pPr>
-        <w:numPr>
-          <w:ilvl w:val="0"/>
-          <w:numId w:val="2"/>
-        </w:numPr>
-        <w:spacing w:before="100" w:beforeAutospacing="1" w:after="100" w:afterAutospacing="1"/>
-        <w:rPr>
-          <w:rFonts w:ascii="Times New Roman" w:eastAsia="Times New Roman" w:hAnsi="Times New Roman" w:cs="Times New Roman"/>
-        </w:rPr>
-      </w:pPr>
-      <w:r>
-        <w:rPr>
-          <w:rFonts w:ascii="Times New Roman" w:eastAsia="Times New Roman" w:hAnsi="Times New Roman" w:cs="Times New Roman"/>
-          <w:b/>
-          <w:bCs/>
+          <w:rStyle w:val="Strong"/>
         </w:rPr>
         <w:t>Eugia 40mg only:</w:t>
       </w:r>
       <w:r>
-        <w:rPr>
-          <w:rFonts w:ascii="Times New Roman" w:eastAsia="Times New Roman" w:hAnsi="Times New Roman" w:cs="Times New Roman"/>
-        </w:rPr>
         <w:t xml:space="preserve"> Eugia’s approval is for </w:t>
       </w:r>
       <w:r>
         <w:rPr>
-          <w:rFonts w:ascii="Times New Roman" w:eastAsia="Times New Roman" w:hAnsi="Times New Roman" w:cs="Times New Roman"/>
-          <w:b/>
-          <w:bCs/>
+          <w:rStyle w:val="Strong"/>
         </w:rPr>
         <w:t>enzalutamide capsules</w:t>
       </w:r>
       <w:r>
-        <w:rPr>
-          <w:rFonts w:ascii="Times New Roman" w:eastAsia="Times New Roman" w:hAnsi="Times New Roman" w:cs="Times New Roman"/>
-        </w:rPr>
-        <w:t xml:space="preserve">, and Xtandi capsules are </w:t>
+        <w:t xml:space="preserve">, not tablets. Xtandi capsules are only </w:t>
       </w:r>
       <w:r>
         <w:rPr>
-          <w:rFonts w:ascii="Times New Roman" w:eastAsia="Times New Roman" w:hAnsi="Times New Roman" w:cs="Times New Roman"/>
-          <w:b/>
-          <w:bCs/>
+          <w:rStyle w:val="Strong"/>
         </w:rPr>
         <w:t>40mg</w:t>
       </w:r>
       <w:r>
-        <w:rPr>
-          <w:rFonts w:ascii="Times New Roman" w:eastAsia="Times New Roman" w:hAnsi="Times New Roman" w:cs="Times New Roman"/>
-        </w:rPr>
-        <w:t xml:space="preserve">. The standard 160mg dose is taken as four 40mg capsules. There is no 80mg capsule reference product to copy. The </w:t>
+        <w:t xml:space="preserve">, with the standard 160mg dose taken as four 40mg capsules. There is no 80mg capsule reference product. The 80mg strength is in the </w:t>
       </w:r>
       <w:r>
         <w:rPr>
-          <w:rFonts w:ascii="Times New Roman" w:eastAsia="Times New Roman" w:hAnsi="Times New Roman" w:cs="Times New Roman"/>
-          <w:b/>
-          <w:bCs/>
+          <w:rStyle w:val="Strong"/>
         </w:rPr>
-        <w:t>80mg strength belongs to the tablet formulation</w:t>
+        <w:t>tablet</w:t>
       </w:r>
       <w:r>
-        <w:rPr>
-          <w:rFonts w:ascii="Times New Roman" w:eastAsia="Times New Roman" w:hAnsi="Times New Roman" w:cs="Times New Roman"/>
-        </w:rPr>
-        <w:t xml:space="preserve">, where Xtandi is available as 40mg and 80mg tablets. Hence, Eugia’s 40mg approval likely reflects a capsule-route filing, not necessarily a failed 80mg filing. Zydus is different because it has tentative approval for </w:t>
+        <w:t xml:space="preserve"> formulation, where Xtandi is available as 40mg and 80mg tablets. The tablet route is more involved because Xtandi tablets use a spray-dried dispersion with HPMCAS, followed by downstream tablet processing, including granulation or powder handling, compaction and film coating. That can be harder than simply matching the legacy capsule route. However, we would not say compaction or granulation alone is the “deal breaker”; the bigger issue is choosing a different dosage-form pathway with different formulation IP, process know-how and BE requirements. WAC does not appear to be the driver: disclosed WAC is the same on a monthly-dose basis for 120 capsules of 40mg, 120 tablets of 40mg and 60 tablets of 80mg. So Eugia’s 40mg filing likely reflects a capsule-route strategy, while Zydus’ 40mg and 80mg tentative approval gives it the cleaner commercial read-through to the tablet market.</w:t>
       </w:r>
-      <w:r>
-        <w:rPr>
-          <w:rFonts w:ascii="Times New Roman" w:eastAsia="Times New Roman" w:hAnsi="Times New Roman" w:cs="Times New Roman"/>
-          <w:b/>
-          <w:bCs/>
-        </w:rPr>
-        <w:t>enzalutamide tablets 40mg and 80mg</w:t>
-      </w:r>
-      <w:r>
-        <w:rPr>
-          <w:rFonts w:ascii="Times New Roman" w:eastAsia="Times New Roman" w:hAnsi="Times New Roman" w:cs="Times New Roman"/>
-        </w:rPr>
-        <w:t>, which is the cleaner commercial route for the tablet market.</w:t>
-      </w:r>
-    </w:p>
-    <w:p>
-      <w:pPr>
-        <w:spacing w:before="100" w:beforeAutospacing="1" w:after="100" w:afterAutospacing="1"/>
-        <w:rPr>
-          <w:rFonts w:ascii="Times New Roman" w:eastAsia="Times New Roman" w:hAnsi="Times New Roman" w:cs="Times New Roman"/>
-        </w:rPr>
-      </w:pPr>
-      <w:r>
-        <w:rPr>
-          <w:rFonts w:ascii="Times New Roman" w:eastAsia="Times New Roman" w:hAnsi="Times New Roman" w:cs="Times New Roman"/>
-        </w:rPr>
-        <w:t>Best,</w:t>
-      </w:r>
-      <w:r>
-        <w:rPr>
-          <w:rFonts w:ascii="Times New Roman" w:eastAsia="Times New Roman" w:hAnsi="Times New Roman" w:cs="Times New Roman"/>
-        </w:rPr>
-        <w:br/>
-        <w:t>Shirsh</w:t>
-      </w:r>
-    </w:p>
-    <w:p>
-      <w:pPr>
-        <w:pStyle w:val="BodyText"/>
-      </w:pPr>
     </w:p>
     <w:sectPr>
       <w:footnotePr>
